--- a/Critical_Thinking/AI_Literacy/AiLiteracy_Syllabus_0326.docx
+++ b/Critical_Thinking/AI_Literacy/AiLiteracy_Syllabus_0326.docx
@@ -2067,7 +2067,7 @@
                 <w:sz w:val="20"/>
                 <w:szCs w:val="20"/>
               </w:rPr>
-              <w:t>10</w:t>
+              <w:t>5</w:t>
             </w:r>
             <w:r>
               <w:rPr>
@@ -2254,37 +2254,6 @@
           </w:p>
           <w:p>
             <w:pPr>
-              <w:spacing w:after="20"/>
-              <w:cnfStyle w:val="000000000000" w:firstRow="0" w:lastRow="0" w:firstColumn="0" w:lastColumn="0" w:oddVBand="0" w:evenVBand="0" w:oddHBand="0" w:evenHBand="0" w:firstRowFirstColumn="0" w:firstRowLastColumn="0" w:lastRowFirstColumn="0" w:lastRowLastColumn="0"/>
-              <w:rPr>
-                <w:color w:val="156082" w:themeColor="accent1"/>
-                <w:sz w:val="20"/>
-                <w:szCs w:val="20"/>
-              </w:rPr>
-            </w:pPr>
-            <w:r>
-              <w:rPr>
-                <w:b/>
-                <w:bCs/>
-                <w:color w:val="156082" w:themeColor="accent1"/>
-                <w:sz w:val="20"/>
-                <w:szCs w:val="20"/>
-              </w:rPr>
-              <w:t xml:space="preserve">         </w:t>
-            </w:r>
-            <w:r>
-              <w:rPr>
-                <w:b/>
-                <w:bCs/>
-                <w:color w:val="156082" w:themeColor="accent1"/>
-                <w:sz w:val="20"/>
-                <w:szCs w:val="20"/>
-              </w:rPr>
-              <w:t>Break (15 min)</w:t>
-            </w:r>
-          </w:p>
-          <w:p>
-            <w:pPr>
               <w:pStyle w:val="ListParagraph"/>
               <w:numPr>
                 <w:ilvl w:val="0"/>
@@ -2328,11 +2297,8 @@
           <w:p>
             <w:pPr>
               <w:pStyle w:val="ListParagraph"/>
-              <w:numPr>
-                <w:ilvl w:val="0"/>
-                <w:numId w:val="12"/>
-              </w:numPr>
               <w:spacing w:after="20"/>
+              <w:ind w:left="360"/>
               <w:cnfStyle w:val="000000000000" w:firstRow="0" w:lastRow="0" w:firstColumn="0" w:lastColumn="0" w:oddVBand="0" w:evenVBand="0" w:oddHBand="0" w:evenHBand="0" w:firstRowFirstColumn="0" w:firstRowLastColumn="0" w:lastRowFirstColumn="0" w:lastRowLastColumn="0"/>
               <w:rPr>
                 <w:color w:val="156082" w:themeColor="accent1"/>
@@ -2340,14 +2306,6 @@
                 <w:szCs w:val="20"/>
               </w:rPr>
             </w:pPr>
-            <w:r>
-              <w:rPr>
-                <w:color w:val="156082" w:themeColor="accent1"/>
-                <w:sz w:val="20"/>
-                <w:szCs w:val="20"/>
-              </w:rPr>
-              <w:t xml:space="preserve">Lecture 4 (15 min): </w:t>
-            </w:r>
             <w:r>
               <w:rPr>
                 <w:b/>
@@ -2356,7 +2314,7 @@
                 <w:sz w:val="20"/>
                 <w:szCs w:val="20"/>
               </w:rPr>
-              <w:t>Recurrent networks</w:t>
+              <w:t>Break (15 min)</w:t>
             </w:r>
           </w:p>
           <w:p>
@@ -2380,7 +2338,7 @@
                 <w:sz w:val="20"/>
                 <w:szCs w:val="20"/>
               </w:rPr>
-              <w:t xml:space="preserve">Activity 3 (20 min): </w:t>
+              <w:t xml:space="preserve">Lecture 4 (15 min): </w:t>
             </w:r>
             <w:r>
               <w:rPr>
@@ -2390,17 +2348,7 @@
                 <w:sz w:val="20"/>
                 <w:szCs w:val="20"/>
               </w:rPr>
-              <w:t xml:space="preserve">Sentence Analysis Game </w:t>
-            </w:r>
-            <w:r>
-              <w:rPr>
-                <w:b/>
-                <w:bCs/>
-                <w:color w:val="156082" w:themeColor="accent1"/>
-                <w:sz w:val="20"/>
-                <w:szCs w:val="20"/>
-              </w:rPr>
-              <w:t>Rounds 1 &amp; 2</w:t>
+              <w:t>Recurrent networks</w:t>
             </w:r>
           </w:p>
           <w:p>
@@ -2424,22 +2372,155 @@
                 <w:sz w:val="20"/>
                 <w:szCs w:val="20"/>
               </w:rPr>
-              <w:t>Wrap-up &amp; Synthesis (10 min)</w:t>
-            </w:r>
-          </w:p>
-          <w:p>
-            <w:pPr>
+              <w:t>Activity 3 (</w:t>
+            </w:r>
+            <w:r>
+              <w:rPr>
+                <w:color w:val="156082" w:themeColor="accent1"/>
+                <w:sz w:val="20"/>
+                <w:szCs w:val="20"/>
+              </w:rPr>
+              <w:t>15</w:t>
+            </w:r>
+            <w:r>
+              <w:rPr>
+                <w:color w:val="156082" w:themeColor="accent1"/>
+                <w:sz w:val="20"/>
+                <w:szCs w:val="20"/>
+              </w:rPr>
+              <w:t xml:space="preserve"> min): </w:t>
+            </w:r>
+            <w:r>
+              <w:rPr>
+                <w:b/>
+                <w:bCs/>
+                <w:color w:val="156082" w:themeColor="accent1"/>
+                <w:sz w:val="20"/>
+                <w:szCs w:val="20"/>
+              </w:rPr>
+              <w:t xml:space="preserve">Sentence Analysis Game </w:t>
+            </w:r>
+            <w:r>
+              <w:rPr>
+                <w:b/>
+                <w:bCs/>
+                <w:color w:val="156082" w:themeColor="accent1"/>
+                <w:sz w:val="20"/>
+                <w:szCs w:val="20"/>
+              </w:rPr>
+              <w:t xml:space="preserve">Rounds 1 </w:t>
+            </w:r>
+          </w:p>
+          <w:p>
+            <w:pPr>
+              <w:pStyle w:val="ListParagraph"/>
+              <w:numPr>
+                <w:ilvl w:val="0"/>
+                <w:numId w:val="12"/>
+              </w:numPr>
               <w:spacing w:after="20"/>
               <w:cnfStyle w:val="000000000000" w:firstRow="0" w:lastRow="0" w:firstColumn="0" w:lastColumn="0" w:oddVBand="0" w:evenVBand="0" w:oddHBand="0" w:evenHBand="0" w:firstRowFirstColumn="0" w:firstRowLastColumn="0" w:lastRowFirstColumn="0" w:lastRowLastColumn="0"/>
               <w:rPr>
+                <w:color w:val="156082" w:themeColor="accent1"/>
+                <w:sz w:val="20"/>
+                <w:szCs w:val="20"/>
+              </w:rPr>
+            </w:pPr>
+            <w:r>
+              <w:rPr>
+                <w:color w:val="156082" w:themeColor="accent1"/>
+                <w:sz w:val="20"/>
+                <w:szCs w:val="20"/>
+              </w:rPr>
+              <w:t>Lecture</w:t>
+            </w:r>
+            <w:r>
+              <w:rPr>
+                <w:color w:val="156082" w:themeColor="accent1"/>
+                <w:sz w:val="20"/>
+                <w:szCs w:val="20"/>
+              </w:rPr>
+              <w:t xml:space="preserve"> 5</w:t>
+            </w:r>
+            <w:r>
+              <w:rPr>
+                <w:color w:val="156082" w:themeColor="accent1"/>
+                <w:sz w:val="20"/>
+                <w:szCs w:val="20"/>
+              </w:rPr>
+              <w:t xml:space="preserve"> (2</w:t>
+            </w:r>
+            <w:r>
+              <w:rPr>
+                <w:color w:val="156082" w:themeColor="accent1"/>
+                <w:sz w:val="20"/>
+                <w:szCs w:val="20"/>
+              </w:rPr>
+              <w:t>0</w:t>
+            </w:r>
+            <w:r>
+              <w:rPr>
+                <w:color w:val="156082" w:themeColor="accent1"/>
+                <w:sz w:val="20"/>
+                <w:szCs w:val="20"/>
+              </w:rPr>
+              <w:t xml:space="preserve"> min): </w:t>
+            </w:r>
+            <w:r>
+              <w:rPr>
                 <w:b/>
                 <w:bCs/>
                 <w:color w:val="156082" w:themeColor="accent1"/>
                 <w:sz w:val="20"/>
                 <w:szCs w:val="20"/>
               </w:rPr>
-            </w:pPr>
-            <w:r>
+              <w:t>The Transformer &amp; Self-Attention</w:t>
+            </w:r>
+          </w:p>
+          <w:p>
+            <w:pPr>
+              <w:pStyle w:val="ListParagraph"/>
+              <w:numPr>
+                <w:ilvl w:val="0"/>
+                <w:numId w:val="12"/>
+              </w:numPr>
+              <w:spacing w:after="20"/>
+              <w:cnfStyle w:val="000000000000" w:firstRow="0" w:lastRow="0" w:firstColumn="0" w:lastColumn="0" w:oddVBand="0" w:evenVBand="0" w:oddHBand="0" w:evenHBand="0" w:firstRowFirstColumn="0" w:firstRowLastColumn="0" w:lastRowFirstColumn="0" w:lastRowLastColumn="0"/>
+              <w:rPr>
+                <w:color w:val="156082" w:themeColor="accent1"/>
+                <w:sz w:val="20"/>
+                <w:szCs w:val="20"/>
+              </w:rPr>
+            </w:pPr>
+            <w:r>
+              <w:rPr>
+                <w:color w:val="156082" w:themeColor="accent1"/>
+                <w:sz w:val="20"/>
+                <w:szCs w:val="20"/>
+              </w:rPr>
+              <w:t>Wrap-up &amp; Synthesis (</w:t>
+            </w:r>
+            <w:r>
+              <w:rPr>
+                <w:color w:val="156082" w:themeColor="accent1"/>
+                <w:sz w:val="20"/>
+                <w:szCs w:val="20"/>
+              </w:rPr>
+              <w:t>5</w:t>
+            </w:r>
+            <w:r>
+              <w:rPr>
+                <w:color w:val="156082" w:themeColor="accent1"/>
+                <w:sz w:val="20"/>
+                <w:szCs w:val="20"/>
+              </w:rPr>
+              <w:t xml:space="preserve"> min)</w:t>
+            </w:r>
+          </w:p>
+          <w:p>
+            <w:pPr>
+              <w:spacing w:after="20"/>
+              <w:cnfStyle w:val="000000000000" w:firstRow="0" w:lastRow="0" w:firstColumn="0" w:lastColumn="0" w:oddVBand="0" w:evenVBand="0" w:oddHBand="0" w:evenHBand="0" w:firstRowFirstColumn="0" w:firstRowLastColumn="0" w:lastRowFirstColumn="0" w:lastRowLastColumn="0"/>
               <w:rPr>
                 <w:b/>
                 <w:bCs/>
@@ -2447,6 +2528,15 @@
                 <w:sz w:val="20"/>
                 <w:szCs w:val="20"/>
               </w:rPr>
+            </w:pPr>
+            <w:r>
+              <w:rPr>
+                <w:b/>
+                <w:bCs/>
+                <w:color w:val="156082" w:themeColor="accent1"/>
+                <w:sz w:val="20"/>
+                <w:szCs w:val="20"/>
+              </w:rPr>
               <w:t xml:space="preserve">Homework: </w:t>
             </w:r>
           </w:p>
@@ -2506,23 +2596,7 @@
                 <w:sz w:val="20"/>
                 <w:szCs w:val="20"/>
               </w:rPr>
-              <w:t xml:space="preserve">day 2 of </w:t>
-            </w:r>
-            <w:r>
-              <w:rPr>
-                <w:color w:val="156082" w:themeColor="accent1"/>
-                <w:sz w:val="20"/>
-                <w:szCs w:val="20"/>
-              </w:rPr>
-              <w:t>personal Ai Workflow Reflection Portfolio</w:t>
-            </w:r>
-            <w:r>
-              <w:rPr>
-                <w:color w:val="156082" w:themeColor="accent1"/>
-                <w:sz w:val="20"/>
-                <w:szCs w:val="20"/>
-              </w:rPr>
-              <w:t>.</w:t>
+              <w:t>day 2 of personal Ai Workflow Reflection Portfolio.</w:t>
             </w:r>
           </w:p>
         </w:tc>
@@ -2817,24 +2891,12 @@
           </w:tcPr>
           <w:p>
             <w:pPr>
-              <w:spacing w:after="20"/>
-              <w:cnfStyle w:val="000000000000" w:firstRow="0" w:lastRow="0" w:firstColumn="0" w:lastColumn="0" w:oddVBand="0" w:evenVBand="0" w:oddHBand="0" w:evenHBand="0" w:firstRowFirstColumn="0" w:firstRowLastColumn="0" w:lastRowFirstColumn="0" w:lastRowLastColumn="0"/>
-              <w:rPr>
-                <w:color w:val="156082" w:themeColor="accent1"/>
-                <w:sz w:val="20"/>
-                <w:szCs w:val="20"/>
-              </w:rPr>
-            </w:pPr>
-          </w:p>
-          <w:p>
-            <w:pPr>
               <w:pStyle w:val="ListParagraph"/>
               <w:numPr>
                 <w:ilvl w:val="0"/>
                 <w:numId w:val="11"/>
               </w:numPr>
               <w:spacing w:after="20"/>
-              <w:ind w:left="360"/>
               <w:cnfStyle w:val="000000000000" w:firstRow="0" w:lastRow="0" w:firstColumn="0" w:lastColumn="0" w:oddVBand="0" w:evenVBand="0" w:oddHBand="0" w:evenHBand="0" w:firstRowFirstColumn="0" w:firstRowLastColumn="0" w:lastRowFirstColumn="0" w:lastRowLastColumn="0"/>
               <w:rPr>
                 <w:color w:val="156082" w:themeColor="accent1"/>
@@ -2864,7 +2926,7 @@
                 <w:sz w:val="20"/>
                 <w:szCs w:val="20"/>
               </w:rPr>
-              <w:t>5</w:t>
+              <w:t>20</w:t>
             </w:r>
             <w:r>
               <w:rPr>
@@ -2883,32 +2945,116 @@
                 <w:numId w:val="11"/>
               </w:numPr>
               <w:spacing w:after="20"/>
-              <w:ind w:left="360"/>
               <w:cnfStyle w:val="000000000000" w:firstRow="0" w:lastRow="0" w:firstColumn="0" w:lastColumn="0" w:oddVBand="0" w:evenVBand="0" w:oddHBand="0" w:evenHBand="0" w:firstRowFirstColumn="0" w:firstRowLastColumn="0" w:lastRowFirstColumn="0" w:lastRowLastColumn="0"/>
               <w:rPr>
                 <w:color w:val="156082" w:themeColor="accent1"/>
                 <w:sz w:val="20"/>
                 <w:szCs w:val="20"/>
-                <w:highlight w:val="yellow"/>
-              </w:rPr>
-            </w:pPr>
-            <w:r>
-              <w:rPr>
-                <w:color w:val="156082" w:themeColor="accent1"/>
-                <w:sz w:val="20"/>
-                <w:szCs w:val="20"/>
-                <w:highlight w:val="yellow"/>
-              </w:rPr>
-              <w:t>Activity 1 (10 min): DS Balderdash</w:t>
-            </w:r>
-            <w:r>
-              <w:rPr>
-                <w:color w:val="156082" w:themeColor="accent1"/>
-                <w:sz w:val="20"/>
-                <w:szCs w:val="20"/>
-                <w:highlight w:val="yellow"/>
-              </w:rPr>
-              <w:t>? Depend on how far Seamus gets….</w:t>
+              </w:rPr>
+            </w:pPr>
+            <w:r>
+              <w:rPr>
+                <w:color w:val="156082" w:themeColor="accent1"/>
+                <w:sz w:val="20"/>
+                <w:szCs w:val="20"/>
+              </w:rPr>
+              <w:t xml:space="preserve">Activity </w:t>
+            </w:r>
+            <w:r>
+              <w:rPr>
+                <w:color w:val="156082" w:themeColor="accent1"/>
+                <w:sz w:val="20"/>
+                <w:szCs w:val="20"/>
+              </w:rPr>
+              <w:t>1</w:t>
+            </w:r>
+            <w:r>
+              <w:rPr>
+                <w:color w:val="156082" w:themeColor="accent1"/>
+                <w:sz w:val="20"/>
+                <w:szCs w:val="20"/>
+              </w:rPr>
+              <w:t xml:space="preserve"> </w:t>
+            </w:r>
+            <w:r>
+              <w:rPr>
+                <w:color w:val="156082" w:themeColor="accent1"/>
+                <w:sz w:val="20"/>
+                <w:szCs w:val="20"/>
+              </w:rPr>
+              <w:t>(</w:t>
+            </w:r>
+            <w:r>
+              <w:rPr>
+                <w:color w:val="156082" w:themeColor="accent1"/>
+                <w:sz w:val="20"/>
+                <w:szCs w:val="20"/>
+              </w:rPr>
+              <w:t>2</w:t>
+            </w:r>
+            <w:r>
+              <w:rPr>
+                <w:color w:val="156082" w:themeColor="accent1"/>
+                <w:sz w:val="20"/>
+                <w:szCs w:val="20"/>
+              </w:rPr>
+              <w:t xml:space="preserve">0 </w:t>
+            </w:r>
+            <w:r>
+              <w:rPr>
+                <w:color w:val="156082" w:themeColor="accent1"/>
+                <w:sz w:val="20"/>
+                <w:szCs w:val="20"/>
+              </w:rPr>
+              <w:t>min)</w:t>
+            </w:r>
+            <w:r>
+              <w:rPr>
+                <w:color w:val="156082" w:themeColor="accent1"/>
+                <w:sz w:val="20"/>
+                <w:szCs w:val="20"/>
+              </w:rPr>
+              <w:t xml:space="preserve">: </w:t>
+            </w:r>
+            <w:r>
+              <w:rPr>
+                <w:b/>
+                <w:bCs/>
+                <w:color w:val="156082" w:themeColor="accent1"/>
+                <w:sz w:val="20"/>
+                <w:szCs w:val="20"/>
+              </w:rPr>
+              <w:t>Sentence Analysis Game</w:t>
+            </w:r>
+            <w:r>
+              <w:rPr>
+                <w:b/>
+                <w:bCs/>
+                <w:color w:val="156082" w:themeColor="accent1"/>
+                <w:sz w:val="20"/>
+                <w:szCs w:val="20"/>
+              </w:rPr>
+              <w:t xml:space="preserve"> – </w:t>
+            </w:r>
+            <w:r>
+              <w:rPr>
+                <w:b/>
+                <w:bCs/>
+                <w:color w:val="156082" w:themeColor="accent1"/>
+                <w:sz w:val="20"/>
+                <w:szCs w:val="20"/>
+              </w:rPr>
+              <w:t>Round</w:t>
+            </w:r>
+            <w:r>
+              <w:rPr>
+                <w:b/>
+                <w:bCs/>
+                <w:color w:val="156082" w:themeColor="accent1"/>
+                <w:sz w:val="20"/>
+                <w:szCs w:val="20"/>
+              </w:rPr>
+              <w:t xml:space="preserve"> 2</w:t>
             </w:r>
           </w:p>
           <w:p>
@@ -2919,6 +3065,52 @@
                 <w:numId w:val="11"/>
               </w:numPr>
               <w:spacing w:after="20"/>
+              <w:cnfStyle w:val="000000000000" w:firstRow="0" w:lastRow="0" w:firstColumn="0" w:lastColumn="0" w:oddVBand="0" w:evenVBand="0" w:oddHBand="0" w:evenHBand="0" w:firstRowFirstColumn="0" w:firstRowLastColumn="0" w:lastRowFirstColumn="0" w:lastRowLastColumn="0"/>
+              <w:rPr>
+                <w:color w:val="156082" w:themeColor="accent1"/>
+                <w:sz w:val="20"/>
+                <w:szCs w:val="20"/>
+              </w:rPr>
+            </w:pPr>
+            <w:r>
+              <w:rPr>
+                <w:color w:val="156082" w:themeColor="accent1"/>
+                <w:sz w:val="20"/>
+                <w:szCs w:val="20"/>
+              </w:rPr>
+              <w:t xml:space="preserve">Activity </w:t>
+            </w:r>
+            <w:r>
+              <w:rPr>
+                <w:color w:val="156082" w:themeColor="accent1"/>
+                <w:sz w:val="20"/>
+                <w:szCs w:val="20"/>
+              </w:rPr>
+              <w:t>2</w:t>
+            </w:r>
+            <w:r>
+              <w:rPr>
+                <w:color w:val="156082" w:themeColor="accent1"/>
+                <w:sz w:val="20"/>
+                <w:szCs w:val="20"/>
+              </w:rPr>
+              <w:t xml:space="preserve"> (10 min): </w:t>
+            </w:r>
+            <w:r>
+              <w:rPr>
+                <w:b/>
+                <w:bCs/>
+                <w:color w:val="156082" w:themeColor="accent1"/>
+                <w:sz w:val="20"/>
+                <w:szCs w:val="20"/>
+              </w:rPr>
+              <w:t>Match the Mindset Game</w:t>
+            </w:r>
+          </w:p>
+          <w:p>
+            <w:pPr>
+              <w:pStyle w:val="ListParagraph"/>
+              <w:spacing w:after="20"/>
               <w:ind w:left="360"/>
               <w:cnfStyle w:val="000000000000" w:firstRow="0" w:lastRow="0" w:firstColumn="0" w:lastColumn="0" w:oddVBand="0" w:evenVBand="0" w:oddHBand="0" w:evenHBand="0" w:firstRowFirstColumn="0" w:firstRowLastColumn="0" w:lastRowFirstColumn="0" w:lastRowLastColumn="0"/>
               <w:rPr>
@@ -2929,61 +3121,13 @@
             </w:pPr>
             <w:r>
               <w:rPr>
-                <w:color w:val="156082" w:themeColor="accent1"/>
-                <w:sz w:val="20"/>
-                <w:szCs w:val="20"/>
-              </w:rPr>
-              <w:t xml:space="preserve">Lecture </w:t>
-            </w:r>
-            <w:r>
-              <w:rPr>
-                <w:color w:val="156082" w:themeColor="accent1"/>
-                <w:sz w:val="20"/>
-                <w:szCs w:val="20"/>
-              </w:rPr>
-              <w:t>1</w:t>
-            </w:r>
-            <w:r>
-              <w:rPr>
-                <w:color w:val="156082" w:themeColor="accent1"/>
-                <w:sz w:val="20"/>
-                <w:szCs w:val="20"/>
-              </w:rPr>
-              <w:t xml:space="preserve"> (</w:t>
-            </w:r>
-            <w:r>
-              <w:rPr>
-                <w:color w:val="156082" w:themeColor="accent1"/>
-                <w:sz w:val="20"/>
-                <w:szCs w:val="20"/>
-              </w:rPr>
-              <w:t>2</w:t>
-            </w:r>
-            <w:r>
-              <w:rPr>
-                <w:color w:val="156082" w:themeColor="accent1"/>
-                <w:sz w:val="20"/>
-                <w:szCs w:val="20"/>
-              </w:rPr>
-              <w:t>5</w:t>
-            </w:r>
-            <w:r>
-              <w:rPr>
-                <w:color w:val="156082" w:themeColor="accent1"/>
-                <w:sz w:val="20"/>
-                <w:szCs w:val="20"/>
-              </w:rPr>
-              <w:t xml:space="preserve"> min): </w:t>
-            </w:r>
-            <w:r>
-              <w:rPr>
                 <w:b/>
                 <w:bCs/>
                 <w:color w:val="156082" w:themeColor="accent1"/>
                 <w:sz w:val="20"/>
                 <w:szCs w:val="20"/>
               </w:rPr>
-              <w:t>The Transformer &amp; Self-Attention</w:t>
+              <w:t>Break</w:t>
             </w:r>
           </w:p>
           <w:p>
@@ -2994,6 +3138,50 @@
                 <w:numId w:val="11"/>
               </w:numPr>
               <w:spacing w:after="20"/>
+              <w:cnfStyle w:val="000000000000" w:firstRow="0" w:lastRow="0" w:firstColumn="0" w:lastColumn="0" w:oddVBand="0" w:evenVBand="0" w:oddHBand="0" w:evenHBand="0" w:firstRowFirstColumn="0" w:firstRowLastColumn="0" w:lastRowFirstColumn="0" w:lastRowLastColumn="0"/>
+              <w:rPr>
+                <w:b/>
+                <w:bCs/>
+                <w:color w:val="156082" w:themeColor="accent1"/>
+                <w:sz w:val="20"/>
+                <w:szCs w:val="20"/>
+              </w:rPr>
+            </w:pPr>
+            <w:r>
+              <w:rPr>
+                <w:b/>
+                <w:bCs/>
+                <w:color w:val="156082" w:themeColor="accent1"/>
+                <w:sz w:val="20"/>
+                <w:szCs w:val="20"/>
+              </w:rPr>
+              <w:t>Guest Speaker</w:t>
+            </w:r>
+            <w:r>
+              <w:rPr>
+                <w:b/>
+                <w:bCs/>
+                <w:color w:val="156082" w:themeColor="accent1"/>
+                <w:sz w:val="20"/>
+                <w:szCs w:val="20"/>
+              </w:rPr>
+              <w:sym w:font="Wingdings" w:char="F0E0"/>
+            </w:r>
+            <w:r>
+              <w:rPr>
+                <w:b/>
+                <w:bCs/>
+                <w:color w:val="156082" w:themeColor="accent1"/>
+                <w:sz w:val="20"/>
+                <w:szCs w:val="20"/>
+              </w:rPr>
+              <w:t xml:space="preserve"> R-IT speakers</w:t>
+            </w:r>
+          </w:p>
+          <w:p>
+            <w:pPr>
+              <w:pStyle w:val="ListParagraph"/>
+              <w:spacing w:after="20"/>
               <w:ind w:left="360"/>
               <w:cnfStyle w:val="000000000000" w:firstRow="0" w:lastRow="0" w:firstColumn="0" w:lastColumn="0" w:oddVBand="0" w:evenVBand="0" w:oddHBand="0" w:evenHBand="0" w:firstRowFirstColumn="0" w:firstRowLastColumn="0" w:lastRowFirstColumn="0" w:lastRowLastColumn="0"/>
               <w:rPr>
@@ -3004,107 +3192,13 @@
             </w:pPr>
             <w:r>
               <w:rPr>
-                <w:color w:val="156082" w:themeColor="accent1"/>
-                <w:sz w:val="20"/>
-                <w:szCs w:val="20"/>
-              </w:rPr>
-              <w:t xml:space="preserve">Activity </w:t>
-            </w:r>
-            <w:r>
-              <w:rPr>
-                <w:color w:val="156082" w:themeColor="accent1"/>
-                <w:sz w:val="20"/>
-                <w:szCs w:val="20"/>
-              </w:rPr>
-              <w:t>2</w:t>
-            </w:r>
-            <w:r>
-              <w:rPr>
-                <w:color w:val="156082" w:themeColor="accent1"/>
-                <w:sz w:val="20"/>
-                <w:szCs w:val="20"/>
-              </w:rPr>
-              <w:t xml:space="preserve"> </w:t>
-            </w:r>
-            <w:r>
-              <w:rPr>
-                <w:color w:val="156082" w:themeColor="accent1"/>
-                <w:sz w:val="20"/>
-                <w:szCs w:val="20"/>
-              </w:rPr>
-              <w:t>(</w:t>
-            </w:r>
-            <w:r>
-              <w:rPr>
-                <w:color w:val="156082" w:themeColor="accent1"/>
-                <w:sz w:val="20"/>
-                <w:szCs w:val="20"/>
-              </w:rPr>
-              <w:t>1</w:t>
-            </w:r>
-            <w:r>
-              <w:rPr>
-                <w:color w:val="156082" w:themeColor="accent1"/>
-                <w:sz w:val="20"/>
-                <w:szCs w:val="20"/>
-              </w:rPr>
-              <w:t xml:space="preserve">0 </w:t>
-            </w:r>
-            <w:r>
-              <w:rPr>
-                <w:color w:val="156082" w:themeColor="accent1"/>
-                <w:sz w:val="20"/>
-                <w:szCs w:val="20"/>
-              </w:rPr>
-              <w:t>min)</w:t>
-            </w:r>
-            <w:r>
-              <w:rPr>
-                <w:color w:val="156082" w:themeColor="accent1"/>
-                <w:sz w:val="20"/>
-                <w:szCs w:val="20"/>
-              </w:rPr>
-              <w:t xml:space="preserve">: </w:t>
-            </w:r>
-            <w:r>
-              <w:rPr>
                 <w:b/>
                 <w:bCs/>
                 <w:color w:val="156082" w:themeColor="accent1"/>
                 <w:sz w:val="20"/>
                 <w:szCs w:val="20"/>
               </w:rPr>
-              <w:t>Sentence Analysis Game</w:t>
-            </w:r>
-            <w:r>
-              <w:rPr>
-                <w:b/>
-                <w:bCs/>
-                <w:color w:val="156082" w:themeColor="accent1"/>
-                <w:sz w:val="20"/>
-                <w:szCs w:val="20"/>
-              </w:rPr>
-              <w:t xml:space="preserve"> – </w:t>
-            </w:r>
-            <w:r>
-              <w:rPr>
-                <w:b/>
-                <w:bCs/>
-                <w:color w:val="156082" w:themeColor="accent1"/>
-                <w:sz w:val="20"/>
-                <w:szCs w:val="20"/>
-              </w:rPr>
-              <w:t>Round</w:t>
-            </w:r>
-            <w:r>
-              <w:rPr>
-                <w:b/>
-                <w:bCs/>
-                <w:color w:val="156082" w:themeColor="accent1"/>
-                <w:sz w:val="20"/>
-                <w:szCs w:val="20"/>
-              </w:rPr>
-              <w:t xml:space="preserve"> 2</w:t>
+              <w:t>Break</w:t>
             </w:r>
           </w:p>
           <w:p>
@@ -3115,7 +3209,6 @@
                 <w:numId w:val="11"/>
               </w:numPr>
               <w:spacing w:after="20"/>
-              <w:ind w:left="360"/>
               <w:cnfStyle w:val="000000000000" w:firstRow="0" w:lastRow="0" w:firstColumn="0" w:lastColumn="0" w:oddVBand="0" w:evenVBand="0" w:oddHBand="0" w:evenHBand="0" w:firstRowFirstColumn="0" w:firstRowLastColumn="0" w:lastRowFirstColumn="0" w:lastRowLastColumn="0"/>
               <w:rPr>
                 <w:color w:val="156082" w:themeColor="accent1"/>
@@ -3129,7 +3222,55 @@
                 <w:sz w:val="20"/>
                 <w:szCs w:val="20"/>
               </w:rPr>
-              <w:t xml:space="preserve">Activity 3 (10 min): </w:t>
+              <w:t xml:space="preserve">Lecture </w:t>
+            </w:r>
+            <w:r>
+              <w:rPr>
+                <w:color w:val="156082" w:themeColor="accent1"/>
+                <w:sz w:val="20"/>
+                <w:szCs w:val="20"/>
+              </w:rPr>
+              <w:t>1</w:t>
+            </w:r>
+            <w:r>
+              <w:rPr>
+                <w:color w:val="156082" w:themeColor="accent1"/>
+                <w:sz w:val="20"/>
+                <w:szCs w:val="20"/>
+              </w:rPr>
+              <w:t xml:space="preserve"> (</w:t>
+            </w:r>
+            <w:r>
+              <w:rPr>
+                <w:color w:val="156082" w:themeColor="accent1"/>
+                <w:sz w:val="20"/>
+                <w:szCs w:val="20"/>
+              </w:rPr>
+              <w:t>4</w:t>
+            </w:r>
+            <w:r>
+              <w:rPr>
+                <w:color w:val="156082" w:themeColor="accent1"/>
+                <w:sz w:val="20"/>
+                <w:szCs w:val="20"/>
+              </w:rPr>
+              <w:t>5</w:t>
+            </w:r>
+            <w:r>
+              <w:rPr>
+                <w:color w:val="156082" w:themeColor="accent1"/>
+                <w:sz w:val="20"/>
+                <w:szCs w:val="20"/>
+              </w:rPr>
+              <w:t xml:space="preserve"> min): </w:t>
+            </w:r>
+            <w:r>
+              <w:rPr>
+                <w:color w:val="156082" w:themeColor="accent1"/>
+                <w:sz w:val="20"/>
+                <w:szCs w:val="20"/>
+              </w:rPr>
+              <w:t>What is an LLM: using Chat</w:t>
             </w:r>
             <w:r>
               <w:rPr>
@@ -3139,30 +3280,7 @@
                 <w:sz w:val="20"/>
                 <w:szCs w:val="20"/>
               </w:rPr>
-              <w:t>Match the Mindset Game</w:t>
-            </w:r>
-          </w:p>
-          <w:p>
-            <w:pPr>
-              <w:pStyle w:val="ListParagraph"/>
-              <w:spacing w:after="20"/>
-              <w:ind w:left="360"/>
-              <w:cnfStyle w:val="000000000000" w:firstRow="0" w:lastRow="0" w:firstColumn="0" w:lastColumn="0" w:oddVBand="0" w:evenVBand="0" w:oddHBand="0" w:evenHBand="0" w:firstRowFirstColumn="0" w:firstRowLastColumn="0" w:lastRowFirstColumn="0" w:lastRowLastColumn="0"/>
-              <w:rPr>
-                <w:color w:val="156082" w:themeColor="accent1"/>
-                <w:sz w:val="20"/>
-                <w:szCs w:val="20"/>
-              </w:rPr>
-            </w:pPr>
-            <w:r>
-              <w:rPr>
-                <w:b/>
-                <w:bCs/>
-                <w:color w:val="156082" w:themeColor="accent1"/>
-                <w:sz w:val="20"/>
-                <w:szCs w:val="20"/>
-              </w:rPr>
-              <w:t>Break</w:t>
+              <w:t>GPT</w:t>
             </w:r>
           </w:p>
           <w:p>
@@ -3173,7 +3291,25 @@
                 <w:numId w:val="11"/>
               </w:numPr>
               <w:spacing w:after="20"/>
-              <w:ind w:left="360"/>
+              <w:cnfStyle w:val="000000000000" w:firstRow="0" w:lastRow="0" w:firstColumn="0" w:lastColumn="0" w:oddVBand="0" w:evenVBand="0" w:oddHBand="0" w:evenHBand="0" w:firstRowFirstColumn="0" w:firstRowLastColumn="0" w:lastRowFirstColumn="0" w:lastRowLastColumn="0"/>
+              <w:rPr>
+                <w:color w:val="156082" w:themeColor="accent1"/>
+                <w:sz w:val="20"/>
+                <w:szCs w:val="20"/>
+              </w:rPr>
+            </w:pPr>
+            <w:r>
+              <w:rPr>
+                <w:color w:val="156082" w:themeColor="accent1"/>
+                <w:sz w:val="20"/>
+                <w:szCs w:val="20"/>
+              </w:rPr>
+              <w:t>Wrap-up &amp; Synthesis (10 min)</w:t>
+            </w:r>
+          </w:p>
+          <w:p>
+            <w:pPr>
+              <w:spacing w:after="20"/>
               <w:cnfStyle w:val="000000000000" w:firstRow="0" w:lastRow="0" w:firstColumn="0" w:lastColumn="0" w:oddVBand="0" w:evenVBand="0" w:oddHBand="0" w:evenHBand="0" w:firstRowFirstColumn="0" w:firstRowLastColumn="0" w:lastRowFirstColumn="0" w:lastRowLastColumn="0"/>
               <w:rPr>
                 <w:b/>
@@ -3191,150 +3327,7 @@
                 <w:sz w:val="20"/>
                 <w:szCs w:val="20"/>
               </w:rPr>
-              <w:t>Guest Speaker</w:t>
-            </w:r>
-            <w:r>
-              <w:rPr>
-                <w:b/>
-                <w:bCs/>
-                <w:color w:val="156082" w:themeColor="accent1"/>
-                <w:sz w:val="20"/>
-                <w:szCs w:val="20"/>
-              </w:rPr>
-              <w:sym w:font="Wingdings" w:char="F0E0"/>
-            </w:r>
-            <w:r>
-              <w:rPr>
-                <w:b/>
-                <w:bCs/>
-                <w:color w:val="156082" w:themeColor="accent1"/>
-                <w:sz w:val="20"/>
-                <w:szCs w:val="20"/>
-              </w:rPr>
-              <w:t xml:space="preserve"> R-IT speakers</w:t>
-            </w:r>
-          </w:p>
-          <w:p>
-            <w:pPr>
-              <w:pStyle w:val="ListParagraph"/>
-              <w:spacing w:after="20"/>
-              <w:ind w:left="360"/>
-              <w:cnfStyle w:val="000000000000" w:firstRow="0" w:lastRow="0" w:firstColumn="0" w:lastColumn="0" w:oddVBand="0" w:evenVBand="0" w:oddHBand="0" w:evenHBand="0" w:firstRowFirstColumn="0" w:firstRowLastColumn="0" w:lastRowFirstColumn="0" w:lastRowLastColumn="0"/>
-              <w:rPr>
-                <w:color w:val="156082" w:themeColor="accent1"/>
-                <w:sz w:val="20"/>
-                <w:szCs w:val="20"/>
-              </w:rPr>
-            </w:pPr>
-            <w:r>
-              <w:rPr>
-                <w:b/>
-                <w:bCs/>
-                <w:color w:val="156082" w:themeColor="accent1"/>
-                <w:sz w:val="20"/>
-                <w:szCs w:val="20"/>
-              </w:rPr>
-              <w:t>Break</w:t>
-            </w:r>
-          </w:p>
-          <w:p>
-            <w:pPr>
-              <w:pStyle w:val="ListParagraph"/>
-              <w:numPr>
-                <w:ilvl w:val="0"/>
-                <w:numId w:val="11"/>
-              </w:numPr>
-              <w:spacing w:after="20"/>
-              <w:ind w:left="360"/>
-              <w:cnfStyle w:val="000000000000" w:firstRow="0" w:lastRow="0" w:firstColumn="0" w:lastColumn="0" w:oddVBand="0" w:evenVBand="0" w:oddHBand="0" w:evenHBand="0" w:firstRowFirstColumn="0" w:firstRowLastColumn="0" w:lastRowFirstColumn="0" w:lastRowLastColumn="0"/>
-              <w:rPr>
-                <w:color w:val="156082" w:themeColor="accent1"/>
-                <w:sz w:val="20"/>
-                <w:szCs w:val="20"/>
-              </w:rPr>
-            </w:pPr>
-            <w:r>
-              <w:rPr>
-                <w:color w:val="156082" w:themeColor="accent1"/>
-                <w:sz w:val="20"/>
-                <w:szCs w:val="20"/>
-              </w:rPr>
-              <w:t xml:space="preserve">Lecture </w:t>
-            </w:r>
-            <w:r>
-              <w:rPr>
-                <w:color w:val="156082" w:themeColor="accent1"/>
-                <w:sz w:val="20"/>
-                <w:szCs w:val="20"/>
-              </w:rPr>
-              <w:t>3</w:t>
-            </w:r>
-            <w:r>
-              <w:rPr>
-                <w:color w:val="156082" w:themeColor="accent1"/>
-                <w:sz w:val="20"/>
-                <w:szCs w:val="20"/>
-              </w:rPr>
-              <w:t xml:space="preserve"> (</w:t>
-            </w:r>
-            <w:r>
-              <w:rPr>
-                <w:color w:val="156082" w:themeColor="accent1"/>
-                <w:sz w:val="20"/>
-                <w:szCs w:val="20"/>
-              </w:rPr>
-              <w:t>40</w:t>
-            </w:r>
-            <w:r>
-              <w:rPr>
-                <w:color w:val="156082" w:themeColor="accent1"/>
-                <w:sz w:val="20"/>
-                <w:szCs w:val="20"/>
-              </w:rPr>
-              <w:t xml:space="preserve"> min): </w:t>
-            </w:r>
-            <w:r>
-              <w:rPr>
-                <w:color w:val="156082" w:themeColor="accent1"/>
-                <w:sz w:val="20"/>
-                <w:szCs w:val="20"/>
-              </w:rPr>
-              <w:t>What is an LLM: using Chat</w:t>
-            </w:r>
-            <w:r>
-              <w:rPr>
-                <w:b/>
-                <w:bCs/>
-                <w:color w:val="156082" w:themeColor="accent1"/>
-                <w:sz w:val="20"/>
-                <w:szCs w:val="20"/>
-              </w:rPr>
-              <w:t>GPT</w:t>
-            </w:r>
-          </w:p>
-          <w:p>
-            <w:pPr>
-              <w:pStyle w:val="ListParagraph"/>
-              <w:numPr>
-                <w:ilvl w:val="0"/>
-                <w:numId w:val="11"/>
-              </w:numPr>
-              <w:spacing w:after="20"/>
-              <w:ind w:left="360"/>
-              <w:cnfStyle w:val="000000000000" w:firstRow="0" w:lastRow="0" w:firstColumn="0" w:lastColumn="0" w:oddVBand="0" w:evenVBand="0" w:oddHBand="0" w:evenHBand="0" w:firstRowFirstColumn="0" w:firstRowLastColumn="0" w:lastRowFirstColumn="0" w:lastRowLastColumn="0"/>
-              <w:rPr>
-                <w:color w:val="156082" w:themeColor="accent1"/>
-                <w:sz w:val="20"/>
-                <w:szCs w:val="20"/>
-              </w:rPr>
-            </w:pPr>
-            <w:r>
-              <w:rPr>
-                <w:color w:val="156082" w:themeColor="accent1"/>
-                <w:sz w:val="20"/>
-                <w:szCs w:val="20"/>
-              </w:rPr>
-              <w:t>Wrap-up &amp; Synthesis (10 min)</w:t>
+              <w:t xml:space="preserve">Homework: </w:t>
             </w:r>
           </w:p>
           <w:p>
@@ -3342,56 +3335,17 @@
               <w:spacing w:after="20"/>
               <w:cnfStyle w:val="000000000000" w:firstRow="0" w:lastRow="0" w:firstColumn="0" w:lastColumn="0" w:oddVBand="0" w:evenVBand="0" w:oddHBand="0" w:evenHBand="0" w:firstRowFirstColumn="0" w:firstRowLastColumn="0" w:lastRowFirstColumn="0" w:lastRowLastColumn="0"/>
               <w:rPr>
-                <w:b/>
-                <w:bCs/>
-                <w:color w:val="156082" w:themeColor="accent1"/>
-                <w:sz w:val="20"/>
-                <w:szCs w:val="20"/>
-              </w:rPr>
-            </w:pPr>
-            <w:r>
-              <w:rPr>
-                <w:b/>
-                <w:bCs/>
-                <w:color w:val="156082" w:themeColor="accent1"/>
-                <w:sz w:val="20"/>
-                <w:szCs w:val="20"/>
-              </w:rPr>
-              <w:t xml:space="preserve">Homework: </w:t>
-            </w:r>
-          </w:p>
-          <w:p>
-            <w:pPr>
-              <w:spacing w:after="20"/>
-              <w:cnfStyle w:val="000000000000" w:firstRow="0" w:lastRow="0" w:firstColumn="0" w:lastColumn="0" w:oddVBand="0" w:evenVBand="0" w:oddHBand="0" w:evenHBand="0" w:firstRowFirstColumn="0" w:firstRowLastColumn="0" w:lastRowFirstColumn="0" w:lastRowLastColumn="0"/>
-              <w:rPr>
-                <w:sz w:val="20"/>
-                <w:szCs w:val="20"/>
-              </w:rPr>
-            </w:pPr>
-            <w:r>
-              <w:rPr>
-                <w:color w:val="156082" w:themeColor="accent1"/>
-                <w:sz w:val="20"/>
-                <w:szCs w:val="20"/>
-              </w:rPr>
-              <w:t xml:space="preserve">See GitHub course site for day </w:t>
-            </w:r>
-            <w:r>
-              <w:rPr>
-                <w:color w:val="156082" w:themeColor="accent1"/>
-                <w:sz w:val="20"/>
-                <w:szCs w:val="20"/>
-              </w:rPr>
-              <w:t>3</w:t>
-            </w:r>
-            <w:r>
-              <w:rPr>
-                <w:color w:val="156082" w:themeColor="accent1"/>
-                <w:sz w:val="20"/>
-                <w:szCs w:val="20"/>
-              </w:rPr>
-              <w:t xml:space="preserve"> of personal Ai Workflow Reflection Portfolio.</w:t>
+                <w:sz w:val="20"/>
+                <w:szCs w:val="20"/>
+              </w:rPr>
+            </w:pPr>
+            <w:r>
+              <w:rPr>
+                <w:color w:val="156082" w:themeColor="accent1"/>
+                <w:sz w:val="20"/>
+                <w:szCs w:val="20"/>
+              </w:rPr>
+              <w:t>See GitHub course site for day 3 of personal Ai Workflow Reflection Portfolio.</w:t>
             </w:r>
           </w:p>
         </w:tc>
@@ -4107,23 +4061,7 @@
                 <w:sz w:val="20"/>
                 <w:szCs w:val="20"/>
               </w:rPr>
-              <w:t xml:space="preserve">See GitHub course site for day </w:t>
-            </w:r>
-            <w:r>
-              <w:rPr>
-                <w:color w:val="156082" w:themeColor="accent1"/>
-                <w:sz w:val="20"/>
-                <w:szCs w:val="20"/>
-              </w:rPr>
-              <w:t>4</w:t>
-            </w:r>
-            <w:r>
-              <w:rPr>
-                <w:color w:val="156082" w:themeColor="accent1"/>
-                <w:sz w:val="20"/>
-                <w:szCs w:val="20"/>
-              </w:rPr>
-              <w:t xml:space="preserve"> of personal Ai Workflow Reflection Portfolio.</w:t>
+              <w:t>See GitHub course site for day 4 of personal Ai Workflow Reflection Portfolio.</w:t>
             </w:r>
           </w:p>
         </w:tc>
@@ -4470,7 +4408,7 @@
                 <w:sz w:val="20"/>
                 <w:szCs w:val="20"/>
               </w:rPr>
-              <w:t>5</w:t>
+              <w:t>0</w:t>
             </w:r>
             <w:r>
               <w:rPr>
@@ -4518,7 +4456,23 @@
                 <w:sz w:val="20"/>
                 <w:szCs w:val="20"/>
               </w:rPr>
-              <w:t xml:space="preserve"> (25 min): </w:t>
+              <w:t xml:space="preserve"> (2</w:t>
+            </w:r>
+            <w:r>
+              <w:rPr>
+                <w:color w:val="156082" w:themeColor="accent1"/>
+                <w:sz w:val="20"/>
+                <w:szCs w:val="20"/>
+              </w:rPr>
+              <w:t>0</w:t>
+            </w:r>
+            <w:r>
+              <w:rPr>
+                <w:color w:val="156082" w:themeColor="accent1"/>
+                <w:sz w:val="20"/>
+                <w:szCs w:val="20"/>
+              </w:rPr>
+              <w:t xml:space="preserve"> min): </w:t>
             </w:r>
             <w:r>
               <w:rPr>
@@ -4552,7 +4506,23 @@
                 <w:sz w:val="20"/>
                 <w:szCs w:val="20"/>
               </w:rPr>
-              <w:t xml:space="preserve">Activity 1 (20 min): </w:t>
+              <w:t>Activity 1 (</w:t>
+            </w:r>
+            <w:r>
+              <w:rPr>
+                <w:color w:val="156082" w:themeColor="accent1"/>
+                <w:sz w:val="20"/>
+                <w:szCs w:val="20"/>
+              </w:rPr>
+              <w:t>40</w:t>
+            </w:r>
+            <w:r>
+              <w:rPr>
+                <w:color w:val="156082" w:themeColor="accent1"/>
+                <w:sz w:val="20"/>
+                <w:szCs w:val="20"/>
+              </w:rPr>
+              <w:t xml:space="preserve"> min): </w:t>
             </w:r>
             <w:r>
               <w:rPr>
@@ -4724,7 +4694,23 @@
                 <w:sz w:val="20"/>
                 <w:szCs w:val="20"/>
               </w:rPr>
-              <w:t xml:space="preserve">Activity 2 (25 min): </w:t>
+              <w:t>Activity 2 (</w:t>
+            </w:r>
+            <w:r>
+              <w:rPr>
+                <w:color w:val="156082" w:themeColor="accent1"/>
+                <w:sz w:val="20"/>
+                <w:szCs w:val="20"/>
+              </w:rPr>
+              <w:t>15</w:t>
+            </w:r>
+            <w:r>
+              <w:rPr>
+                <w:color w:val="156082" w:themeColor="accent1"/>
+                <w:sz w:val="20"/>
+                <w:szCs w:val="20"/>
+              </w:rPr>
+              <w:t xml:space="preserve"> min): </w:t>
             </w:r>
             <w:r>
               <w:rPr>
@@ -4758,7 +4744,23 @@
                 <w:sz w:val="20"/>
                 <w:szCs w:val="20"/>
               </w:rPr>
-              <w:t xml:space="preserve">Lecture 3 (20 min): </w:t>
+              <w:t>Lecture 3 (</w:t>
+            </w:r>
+            <w:r>
+              <w:rPr>
+                <w:color w:val="156082" w:themeColor="accent1"/>
+                <w:sz w:val="20"/>
+                <w:szCs w:val="20"/>
+              </w:rPr>
+              <w:t>1</w:t>
+            </w:r>
+            <w:r>
+              <w:rPr>
+                <w:color w:val="156082" w:themeColor="accent1"/>
+                <w:sz w:val="20"/>
+                <w:szCs w:val="20"/>
+              </w:rPr>
+              <w:t xml:space="preserve">0 min): </w:t>
             </w:r>
             <w:r>
               <w:rPr>
@@ -5227,63 +5229,7 @@
                   <w:sz w:val="18"/>
                   <w:szCs w:val="18"/>
                 </w:rPr>
-                <w:t>https://www.dol.gov/sites/dolgov/files/ETA/advisories/TEN/2025/TEN%2</w:t>
-              </w:r>
-              <w:r>
-                <w:rPr>
-                  <w:rStyle w:val="Hyperlink"/>
-                  <w:sz w:val="18"/>
-                  <w:szCs w:val="18"/>
-                </w:rPr>
-                <w:t>0</w:t>
-              </w:r>
-              <w:r>
-                <w:rPr>
-                  <w:rStyle w:val="Hyperlink"/>
-                  <w:sz w:val="18"/>
-                  <w:szCs w:val="18"/>
-                </w:rPr>
-                <w:t>07-2</w:t>
-              </w:r>
-              <w:r>
-                <w:rPr>
-                  <w:rStyle w:val="Hyperlink"/>
-                  <w:sz w:val="18"/>
-                  <w:szCs w:val="18"/>
-                </w:rPr>
-                <w:t>5</w:t>
-              </w:r>
-              <w:r>
-                <w:rPr>
-                  <w:rStyle w:val="Hyperlink"/>
-                  <w:sz w:val="18"/>
-                  <w:szCs w:val="18"/>
-                </w:rPr>
-                <w:t>/</w:t>
-              </w:r>
-              <w:r>
-                <w:rPr>
-                  <w:rStyle w:val="Hyperlink"/>
-                  <w:sz w:val="18"/>
-                  <w:szCs w:val="18"/>
-                </w:rPr>
-                <w:t>TEN%2007-25%20%28compl</w:t>
-              </w:r>
-              <w:r>
-                <w:rPr>
-                  <w:rStyle w:val="Hyperlink"/>
-                  <w:sz w:val="18"/>
-                  <w:szCs w:val="18"/>
-                </w:rPr>
-                <w:t>e</w:t>
-              </w:r>
-              <w:r>
-                <w:rPr>
-                  <w:rStyle w:val="Hyperlink"/>
-                  <w:sz w:val="18"/>
-                  <w:szCs w:val="18"/>
-                </w:rPr>
-                <w:t>te%20document%29.pdf</w:t>
+                <w:t>https://www.dol.gov/sites/dolgov/files/ETA/advisories/TEN/2025/TEN%2007-25/TEN%2007-25%20%28complete%20document%29.pdf</w:t>
               </w:r>
             </w:hyperlink>
           </w:p>
@@ -5637,14 +5583,6 @@
               </w:rPr>
               <w:t xml:space="preserve">Free course at anthropic.skilljar.com. </w:t>
             </w:r>
-            <w:r>
-              <w:rPr>
-                <w:color w:val="E97132" w:themeColor="accent2"/>
-                <w:sz w:val="18"/>
-                <w:szCs w:val="18"/>
-              </w:rPr>
-              <w:t>Primary source for the 4Ds framework and activities used throughout Days 1 and 4.</w:t>
-            </w:r>
           </w:p>
         </w:tc>
       </w:tr>
@@ -5831,7 +5769,7 @@
                 <w:sz w:val="18"/>
                 <w:szCs w:val="18"/>
               </w:rPr>
-              <w:t xml:space="preserve"> Closer to the course start date, I will likely update this since a relevant new paper seems to drop weekly….</w:t>
+              <w:t xml:space="preserve"> </w:t>
             </w:r>
           </w:p>
         </w:tc>
@@ -6651,19 +6589,8 @@
                 <w:sz w:val="18"/>
                 <w:szCs w:val="18"/>
               </w:rPr>
-              <w:t xml:space="preserve">Crockett &amp; </w:t>
-            </w:r>
-            <w:proofErr w:type="spellStart"/>
-            <w:r>
-              <w:rPr>
-                <w:i/>
-                <w:iCs/>
-                <w:sz w:val="18"/>
-                <w:szCs w:val="18"/>
-              </w:rPr>
-              <w:t>Messeri</w:t>
-            </w:r>
-            <w:proofErr w:type="spellEnd"/>
+              <w:t>Crockett &amp; Messeri</w:t>
+            </w:r>
           </w:p>
         </w:tc>
         <w:tc>
@@ -6838,7 +6765,7 @@
                 <w:sz w:val="18"/>
                 <w:szCs w:val="18"/>
               </w:rPr>
-              <w:t xml:space="preserve"> and a bunch of important machine learning packages so I tend to believe that we should listen to his definition of intelligence as it will be present in these widely used packages for “Ai”</w:t>
+              <w:t xml:space="preserve"> and a bunch of important machine learning packages so I </w:t>
             </w:r>
             <w:r>
               <w:rPr>
@@ -6846,7 +6773,63 @@
                 <w:sz w:val="18"/>
                 <w:szCs w:val="18"/>
               </w:rPr>
-              <w:t xml:space="preserve">, but that is probably not sufficient justification. </w:t>
+              <w:t>believe that</w:t>
+            </w:r>
+            <w:r>
+              <w:rPr>
+                <w:color w:val="E97132" w:themeColor="accent2"/>
+                <w:sz w:val="18"/>
+                <w:szCs w:val="18"/>
+              </w:rPr>
+              <w:t xml:space="preserve"> </w:t>
+            </w:r>
+            <w:r>
+              <w:rPr>
+                <w:color w:val="E97132" w:themeColor="accent2"/>
+                <w:sz w:val="18"/>
+                <w:szCs w:val="18"/>
+              </w:rPr>
+              <w:t xml:space="preserve">familiarity with </w:t>
+            </w:r>
+            <w:r>
+              <w:rPr>
+                <w:color w:val="E97132" w:themeColor="accent2"/>
+                <w:sz w:val="18"/>
+                <w:szCs w:val="18"/>
+              </w:rPr>
+              <w:t xml:space="preserve">his definition of intelligence </w:t>
+            </w:r>
+            <w:r>
+              <w:rPr>
+                <w:color w:val="E97132" w:themeColor="accent2"/>
+                <w:sz w:val="18"/>
+                <w:szCs w:val="18"/>
+              </w:rPr>
+              <w:t xml:space="preserve"> - since it will</w:t>
+            </w:r>
+            <w:r>
+              <w:rPr>
+                <w:color w:val="E97132" w:themeColor="accent2"/>
+                <w:sz w:val="18"/>
+                <w:szCs w:val="18"/>
+              </w:rPr>
+              <w:t xml:space="preserve"> be present in these widely used packages for “Ai”</w:t>
+            </w:r>
+            <w:r>
+              <w:rPr>
+                <w:color w:val="E97132" w:themeColor="accent2"/>
+                <w:sz w:val="18"/>
+                <w:szCs w:val="18"/>
+              </w:rPr>
+              <w:t xml:space="preserve"> – is important.</w:t>
+            </w:r>
+            <w:r>
+              <w:rPr>
+                <w:color w:val="E97132" w:themeColor="accent2"/>
+                <w:sz w:val="18"/>
+                <w:szCs w:val="18"/>
+              </w:rPr>
+              <w:t xml:space="preserve"> </w:t>
             </w:r>
           </w:p>
         </w:tc>
@@ -7657,6 +7640,7 @@
             <w:pPr>
               <w:pStyle w:val="Heading1"/>
               <w:shd w:val="clear" w:color="auto" w:fill="FFFFFF"/>
+              <w:spacing w:before="0"/>
               <w:rPr>
                 <w:rFonts w:asciiTheme="minorHAnsi" w:hAnsiTheme="minorHAnsi"/>
                 <w:b/>
@@ -7675,18 +7659,7 @@
                 <w:sz w:val="18"/>
                 <w:szCs w:val="18"/>
               </w:rPr>
-              <w:t xml:space="preserve">Fair </w:t>
-            </w:r>
-            <w:r>
-              <w:rPr>
-                <w:rFonts w:asciiTheme="minorHAnsi" w:hAnsiTheme="minorHAnsi"/>
-                <w:b/>
-                <w:bCs/>
-                <w:color w:val="212121"/>
-                <w:sz w:val="18"/>
-                <w:szCs w:val="18"/>
-              </w:rPr>
-              <w:t>Prediction with Disparate Impact: A Study of Bias in Recidivism Prediction Instruments</w:t>
+              <w:t>Fair Prediction with Disparate Impact: A Study of Bias in Recidivism Prediction Instruments</w:t>
             </w:r>
           </w:p>
         </w:tc>
@@ -7751,13 +7724,24 @@
                 <w:szCs w:val="18"/>
               </w:rPr>
             </w:pPr>
-            <w:r>
-              <w:rPr>
-                <w:sz w:val="18"/>
-                <w:szCs w:val="18"/>
-              </w:rPr>
-              <w:t>https://pubmed.ncbi.nlm.nih.gov/28632438/</w:t>
-            </w:r>
+            <w:hyperlink r:id="rId10" w:history="1">
+              <w:r>
+                <w:rPr>
+                  <w:rStyle w:val="Hyperlink"/>
+                  <w:sz w:val="18"/>
+                  <w:szCs w:val="18"/>
+                </w:rPr>
+                <w:t>https://pubmed.ncbi.nlm.nih.gov/28632438/</w:t>
+              </w:r>
+            </w:hyperlink>
+          </w:p>
+          <w:p>
+            <w:pPr>
+              <w:rPr>
+                <w:sz w:val="18"/>
+                <w:szCs w:val="18"/>
+              </w:rPr>
+            </w:pPr>
           </w:p>
         </w:tc>
       </w:tr>
@@ -7781,21 +7765,28 @@
           </w:tcPr>
           <w:p>
             <w:pPr>
-              <w:rPr>
+              <w:pStyle w:val="Heading1"/>
+              <w:shd w:val="clear" w:color="auto" w:fill="FFFFFF"/>
+              <w:spacing w:before="0"/>
+              <w:rPr>
+                <w:rFonts w:asciiTheme="minorHAnsi" w:hAnsiTheme="minorHAnsi"/>
                 <w:b/>
                 <w:bCs/>
-                <w:sz w:val="18"/>
-                <w:szCs w:val="18"/>
-              </w:rPr>
-            </w:pPr>
-            <w:r>
-              <w:rPr>
+                <w:color w:val="212121"/>
+                <w:sz w:val="18"/>
+                <w:szCs w:val="18"/>
+              </w:rPr>
+            </w:pPr>
+            <w:r>
+              <w:rPr>
+                <w:rFonts w:asciiTheme="minorHAnsi" w:hAnsiTheme="minorHAnsi"/>
                 <w:b/>
                 <w:bCs/>
-                <w:sz w:val="18"/>
-                <w:szCs w:val="18"/>
-              </w:rPr>
-              <w:t xml:space="preserve">Understanding and mitigating unintended bias in medical ai systems. </w:t>
+                <w:color w:val="212121"/>
+                <w:sz w:val="18"/>
+                <w:szCs w:val="18"/>
+              </w:rPr>
+              <w:t>Responsible AI Guide</w:t>
             </w:r>
           </w:p>
         </w:tc>
@@ -7832,7 +7823,7 @@
                 <w:sz w:val="18"/>
                 <w:szCs w:val="18"/>
               </w:rPr>
-              <w:t>Tyner-Monroe et al. (April 2026)</w:t>
+              <w:t>Kapor Foundation</w:t>
             </w:r>
           </w:p>
         </w:tc>
@@ -7860,16 +7851,24 @@
                 <w:szCs w:val="18"/>
               </w:rPr>
             </w:pPr>
-            <w:r>
-              <w:rPr>
-                <w:rFonts w:ascii="Segoe UI" w:hAnsi="Segoe UI" w:cs="Segoe UI"/>
-                <w:color w:val="333333"/>
-                <w:sz w:val="18"/>
-                <w:szCs w:val="18"/>
-                <w:shd w:val="clear" w:color="auto" w:fill="FFFFFF"/>
-              </w:rPr>
-              <w:t>https://hdsr.mitpress.mit.edu/pub/3n0jq4i3/release/2?from=27262&amp;to=29222</w:t>
-            </w:r>
+            <w:hyperlink r:id="rId11" w:history="1">
+              <w:r>
+                <w:rPr>
+                  <w:rStyle w:val="Hyperlink"/>
+                  <w:sz w:val="18"/>
+                  <w:szCs w:val="18"/>
+                </w:rPr>
+                <w:t>https://kaporfoundation.org/wp-content/uploads/2024/01/Responsible-AI-Guide-Kapor-Foundation.pdf</w:t>
+              </w:r>
+            </w:hyperlink>
+          </w:p>
+          <w:p>
+            <w:pPr>
+              <w:rPr>
+                <w:sz w:val="18"/>
+                <w:szCs w:val="18"/>
+              </w:rPr>
+            </w:pPr>
           </w:p>
         </w:tc>
       </w:tr>
@@ -7900,6 +7899,15 @@
                 <w:szCs w:val="18"/>
               </w:rPr>
             </w:pPr>
+            <w:r>
+              <w:rPr>
+                <w:b/>
+                <w:bCs/>
+                <w:sz w:val="18"/>
+                <w:szCs w:val="18"/>
+              </w:rPr>
+              <w:t xml:space="preserve">Understanding and mitigating unintended bias in medical ai systems. </w:t>
+            </w:r>
           </w:p>
         </w:tc>
         <w:tc>
@@ -7928,6 +7936,15 @@
                 <w:szCs w:val="18"/>
               </w:rPr>
             </w:pPr>
+            <w:r>
+              <w:rPr>
+                <w:i/>
+                <w:iCs/>
+                <w:sz w:val="18"/>
+                <w:szCs w:val="18"/>
+              </w:rPr>
+              <w:t>Tyner-Monroe et al. (April 2026)</w:t>
+            </w:r>
           </w:p>
         </w:tc>
         <w:tc>
@@ -7950,13 +7967,370 @@
           <w:p>
             <w:pPr>
               <w:rPr>
+                <w:sz w:val="18"/>
+                <w:szCs w:val="18"/>
+              </w:rPr>
+            </w:pPr>
+            <w:r>
+              <w:rPr>
                 <w:rFonts w:ascii="Segoe UI" w:hAnsi="Segoe UI" w:cs="Segoe UI"/>
                 <w:color w:val="333333"/>
                 <w:sz w:val="18"/>
                 <w:szCs w:val="18"/>
                 <w:shd w:val="clear" w:color="auto" w:fill="FFFFFF"/>
               </w:rPr>
-            </w:pPr>
+              <w:t>https://hdsr.mitpress.mit.edu/pub/3n0jq4i3/release/2?from=27262&amp;to=29222</w:t>
+            </w:r>
+          </w:p>
+        </w:tc>
+      </w:tr>
+      <w:tr>
+        <w:tc>
+          <w:tcPr>
+            <w:tcW w:w="1600" w:type="dxa"/>
+            <w:tcBorders>
+              <w:top w:val="single" w:sz="1" w:space="0" w:color="D9D9D9"/>
+              <w:left w:val="single" w:sz="1" w:space="0" w:color="D9D9D9"/>
+              <w:bottom w:val="single" w:sz="1" w:space="0" w:color="D9D9D9"/>
+              <w:right w:val="single" w:sz="1" w:space="0" w:color="D9D9D9"/>
+            </w:tcBorders>
+            <w:shd w:val="clear" w:color="auto" w:fill="FFFFFF"/>
+            <w:tcMar>
+              <w:top w:w="60" w:type="dxa"/>
+              <w:left w:w="100" w:type="dxa"/>
+              <w:bottom w:w="60" w:type="dxa"/>
+              <w:right w:w="100" w:type="dxa"/>
+            </w:tcMar>
+          </w:tcPr>
+          <w:p>
+            <w:pPr>
+              <w:rPr>
+                <w:b/>
+                <w:bCs/>
+                <w:sz w:val="18"/>
+                <w:szCs w:val="18"/>
+              </w:rPr>
+            </w:pPr>
+            <w:r>
+              <w:rPr>
+                <w:b/>
+                <w:bCs/>
+                <w:sz w:val="18"/>
+                <w:szCs w:val="18"/>
+              </w:rPr>
+              <w:lastRenderedPageBreak/>
+              <w:t>TensorFlow Playground</w:t>
+            </w:r>
+          </w:p>
+        </w:tc>
+        <w:tc>
+          <w:tcPr>
+            <w:tcW w:w="2075" w:type="dxa"/>
+            <w:tcBorders>
+              <w:top w:val="single" w:sz="1" w:space="0" w:color="D9D9D9"/>
+              <w:left w:val="single" w:sz="1" w:space="0" w:color="D9D9D9"/>
+              <w:bottom w:val="single" w:sz="1" w:space="0" w:color="D9D9D9"/>
+              <w:right w:val="single" w:sz="1" w:space="0" w:color="D9D9D9"/>
+            </w:tcBorders>
+            <w:shd w:val="clear" w:color="auto" w:fill="FFFFFF"/>
+            <w:tcMar>
+              <w:top w:w="60" w:type="dxa"/>
+              <w:left w:w="100" w:type="dxa"/>
+              <w:bottom w:w="60" w:type="dxa"/>
+              <w:right w:w="100" w:type="dxa"/>
+            </w:tcMar>
+          </w:tcPr>
+          <w:p>
+            <w:pPr>
+              <w:rPr>
+                <w:i/>
+                <w:iCs/>
+                <w:sz w:val="18"/>
+                <w:szCs w:val="18"/>
+              </w:rPr>
+            </w:pPr>
+            <w:r>
+              <w:rPr>
+                <w:i/>
+                <w:iCs/>
+                <w:sz w:val="18"/>
+                <w:szCs w:val="18"/>
+              </w:rPr>
+              <w:t>Daniel Smilkov and Shan Carter</w:t>
+            </w:r>
+          </w:p>
+        </w:tc>
+        <w:tc>
+          <w:tcPr>
+            <w:tcW w:w="6404" w:type="dxa"/>
+            <w:tcBorders>
+              <w:top w:val="single" w:sz="1" w:space="0" w:color="D9D9D9"/>
+              <w:left w:val="single" w:sz="1" w:space="0" w:color="D9D9D9"/>
+              <w:bottom w:val="single" w:sz="1" w:space="0" w:color="D9D9D9"/>
+              <w:right w:val="single" w:sz="1" w:space="0" w:color="D9D9D9"/>
+            </w:tcBorders>
+            <w:shd w:val="clear" w:color="auto" w:fill="FFFFFF"/>
+            <w:tcMar>
+              <w:top w:w="60" w:type="dxa"/>
+              <w:left w:w="100" w:type="dxa"/>
+              <w:bottom w:w="60" w:type="dxa"/>
+              <w:right w:w="100" w:type="dxa"/>
+            </w:tcMar>
+          </w:tcPr>
+          <w:p>
+            <w:pPr>
+              <w:rPr>
+                <w:rFonts w:ascii="Segoe UI" w:hAnsi="Segoe UI" w:cs="Segoe UI"/>
+                <w:color w:val="333333"/>
+                <w:sz w:val="18"/>
+                <w:szCs w:val="18"/>
+                <w:shd w:val="clear" w:color="auto" w:fill="FFFFFF"/>
+              </w:rPr>
+            </w:pPr>
+            <w:r>
+              <w:rPr>
+                <w:rFonts w:ascii="Segoe UI" w:hAnsi="Segoe UI" w:cs="Segoe UI"/>
+                <w:color w:val="333333"/>
+                <w:sz w:val="18"/>
+                <w:szCs w:val="18"/>
+                <w:shd w:val="clear" w:color="auto" w:fill="FFFFFF"/>
+              </w:rPr>
+              <w:t>p</w:t>
+            </w:r>
+            <w:r>
+              <w:rPr>
+                <w:rFonts w:ascii="Segoe UI" w:hAnsi="Segoe UI" w:cs="Segoe UI"/>
+                <w:color w:val="333333"/>
+                <w:sz w:val="18"/>
+                <w:szCs w:val="18"/>
+                <w:shd w:val="clear" w:color="auto" w:fill="FFFFFF"/>
+              </w:rPr>
+              <w:t>layground.tensorflow.org</w:t>
+            </w:r>
+          </w:p>
+          <w:p>
+            <w:pPr>
+              <w:rPr>
+                <w:rFonts w:ascii="Segoe UI" w:hAnsi="Segoe UI" w:cs="Segoe UI"/>
+                <w:color w:val="333333"/>
+                <w:sz w:val="18"/>
+                <w:szCs w:val="18"/>
+                <w:shd w:val="clear" w:color="auto" w:fill="FFFFFF"/>
+              </w:rPr>
+            </w:pPr>
+            <w:r>
+              <w:rPr>
+                <w:rFonts w:ascii="Segoe UI" w:hAnsi="Segoe UI" w:cs="Segoe UI"/>
+                <w:color w:val="333333"/>
+                <w:sz w:val="18"/>
+                <w:szCs w:val="18"/>
+                <w:shd w:val="clear" w:color="auto" w:fill="FFFFFF"/>
+              </w:rPr>
+              <w:t xml:space="preserve">This explains how neural networks work with toggles for you to modify the various </w:t>
+            </w:r>
+            <w:r>
+              <w:rPr>
+                <w:rFonts w:ascii="Segoe UI" w:hAnsi="Segoe UI" w:cs="Segoe UI"/>
+                <w:color w:val="333333"/>
+                <w:sz w:val="18"/>
+                <w:szCs w:val="18"/>
+                <w:shd w:val="clear" w:color="auto" w:fill="FFFFFF"/>
+              </w:rPr>
+              <w:t xml:space="preserve">learning rate, data set, training to testing data ratio, hidden layers, activation, regularization etc. </w:t>
+            </w:r>
+          </w:p>
+          <w:p>
+            <w:pPr>
+              <w:rPr>
+                <w:rFonts w:ascii="Segoe UI" w:hAnsi="Segoe UI" w:cs="Segoe UI"/>
+                <w:color w:val="333333"/>
+                <w:sz w:val="18"/>
+                <w:szCs w:val="18"/>
+                <w:shd w:val="clear" w:color="auto" w:fill="FFFFFF"/>
+              </w:rPr>
+            </w:pPr>
+            <w:r>
+              <w:rPr>
+                <w:rFonts w:ascii="Segoe UI" w:hAnsi="Segoe UI" w:cs="Segoe UI"/>
+                <w:color w:val="333333"/>
+                <w:sz w:val="18"/>
+                <w:szCs w:val="18"/>
+                <w:shd w:val="clear" w:color="auto" w:fill="FFFFFF"/>
+              </w:rPr>
+              <w:t xml:space="preserve">There are a few ‘walk-through’ examples on the web, but I like this one: </w:t>
+            </w:r>
+            <w:r>
+              <w:rPr>
+                <w:rFonts w:ascii="Segoe UI" w:hAnsi="Segoe UI" w:cs="Segoe UI"/>
+                <w:color w:val="333333"/>
+                <w:sz w:val="18"/>
+                <w:szCs w:val="18"/>
+                <w:shd w:val="clear" w:color="auto" w:fill="FFFFFF"/>
+              </w:rPr>
+              <w:t>https://www.geeksforgeeks.org/deep-learning/tensorflow-playground-a-walkthrough/</w:t>
+            </w:r>
+          </w:p>
+        </w:tc>
+      </w:tr>
+      <w:tr>
+        <w:tc>
+          <w:tcPr>
+            <w:tcW w:w="1600" w:type="dxa"/>
+            <w:tcBorders>
+              <w:top w:val="single" w:sz="1" w:space="0" w:color="D9D9D9"/>
+              <w:left w:val="single" w:sz="1" w:space="0" w:color="D9D9D9"/>
+              <w:bottom w:val="single" w:sz="1" w:space="0" w:color="D9D9D9"/>
+              <w:right w:val="single" w:sz="1" w:space="0" w:color="D9D9D9"/>
+            </w:tcBorders>
+            <w:shd w:val="clear" w:color="auto" w:fill="FFFFFF"/>
+            <w:tcMar>
+              <w:top w:w="60" w:type="dxa"/>
+              <w:left w:w="100" w:type="dxa"/>
+              <w:bottom w:w="60" w:type="dxa"/>
+              <w:right w:w="100" w:type="dxa"/>
+            </w:tcMar>
+          </w:tcPr>
+          <w:p>
+            <w:pPr>
+              <w:rPr>
+                <w:b/>
+                <w:bCs/>
+                <w:sz w:val="18"/>
+                <w:szCs w:val="18"/>
+              </w:rPr>
+            </w:pPr>
+            <w:r>
+              <w:rPr>
+                <w:b/>
+                <w:bCs/>
+                <w:sz w:val="18"/>
+                <w:szCs w:val="18"/>
+              </w:rPr>
+              <w:t>Viewfinder</w:t>
+            </w:r>
+          </w:p>
+        </w:tc>
+        <w:tc>
+          <w:tcPr>
+            <w:tcW w:w="2075" w:type="dxa"/>
+            <w:tcBorders>
+              <w:top w:val="single" w:sz="1" w:space="0" w:color="D9D9D9"/>
+              <w:left w:val="single" w:sz="1" w:space="0" w:color="D9D9D9"/>
+              <w:bottom w:val="single" w:sz="1" w:space="0" w:color="D9D9D9"/>
+              <w:right w:val="single" w:sz="1" w:space="0" w:color="D9D9D9"/>
+            </w:tcBorders>
+            <w:shd w:val="clear" w:color="auto" w:fill="FFFFFF"/>
+            <w:tcMar>
+              <w:top w:w="60" w:type="dxa"/>
+              <w:left w:w="100" w:type="dxa"/>
+              <w:bottom w:w="60" w:type="dxa"/>
+              <w:right w:w="100" w:type="dxa"/>
+            </w:tcMar>
+          </w:tcPr>
+          <w:p>
+            <w:pPr>
+              <w:rPr>
+                <w:sz w:val="18"/>
+                <w:szCs w:val="18"/>
+              </w:rPr>
+            </w:pPr>
+            <w:r>
+              <w:rPr>
+                <w:sz w:val="18"/>
+                <w:szCs w:val="18"/>
+              </w:rPr>
+              <w:t>Various authors, U</w:t>
+            </w:r>
+            <w:r>
+              <w:rPr>
+                <w:sz w:val="18"/>
+                <w:szCs w:val="18"/>
+              </w:rPr>
+              <w:t xml:space="preserve">niversity of </w:t>
+            </w:r>
+            <w:r>
+              <w:rPr>
+                <w:sz w:val="18"/>
+                <w:szCs w:val="18"/>
+              </w:rPr>
+              <w:t>Montana</w:t>
+            </w:r>
+          </w:p>
+        </w:tc>
+        <w:tc>
+          <w:tcPr>
+            <w:tcW w:w="6404" w:type="dxa"/>
+            <w:tcBorders>
+              <w:top w:val="single" w:sz="1" w:space="0" w:color="D9D9D9"/>
+              <w:left w:val="single" w:sz="1" w:space="0" w:color="D9D9D9"/>
+              <w:bottom w:val="single" w:sz="1" w:space="0" w:color="D9D9D9"/>
+              <w:right w:val="single" w:sz="1" w:space="0" w:color="D9D9D9"/>
+            </w:tcBorders>
+            <w:shd w:val="clear" w:color="auto" w:fill="FFFFFF"/>
+            <w:tcMar>
+              <w:top w:w="60" w:type="dxa"/>
+              <w:left w:w="100" w:type="dxa"/>
+              <w:bottom w:w="60" w:type="dxa"/>
+              <w:right w:w="100" w:type="dxa"/>
+            </w:tcMar>
+          </w:tcPr>
+          <w:p>
+            <w:pPr>
+              <w:rPr>
+                <w:sz w:val="18"/>
+                <w:szCs w:val="18"/>
+              </w:rPr>
+            </w:pPr>
+            <w:hyperlink r:id="rId12" w:history="1">
+              <w:r>
+                <w:rPr>
+                  <w:rStyle w:val="Hyperlink"/>
+                  <w:sz w:val="18"/>
+                  <w:szCs w:val="18"/>
+                </w:rPr>
+                <w:t>https://staceyhancock.github.io/viewfinder-ds/index.html</w:t>
+              </w:r>
+            </w:hyperlink>
+          </w:p>
+          <w:p>
+            <w:pPr>
+              <w:rPr>
+                <w:rFonts w:ascii="Segoe UI" w:hAnsi="Segoe UI" w:cs="Segoe UI"/>
+                <w:sz w:val="18"/>
+                <w:szCs w:val="18"/>
+                <w:shd w:val="clear" w:color="auto" w:fill="FFFFFF"/>
+              </w:rPr>
+            </w:pPr>
+            <w:r>
+              <w:rPr>
+                <w:rFonts w:ascii="Segoe UI" w:hAnsi="Segoe UI" w:cs="Segoe UI"/>
+                <w:sz w:val="18"/>
+                <w:szCs w:val="18"/>
+                <w:shd w:val="clear" w:color="auto" w:fill="FFFFFF"/>
+              </w:rPr>
+              <w:t>A game for values-driven AI in statistics and Data Science</w:t>
+            </w:r>
+          </w:p>
+          <w:p>
+            <w:pPr>
+              <w:rPr>
+                <w:rFonts w:ascii="Segoe UI" w:hAnsi="Segoe UI" w:cs="Segoe UI"/>
+                <w:color w:val="333333"/>
+                <w:sz w:val="18"/>
+                <w:szCs w:val="18"/>
+                <w:shd w:val="clear" w:color="auto" w:fill="FFFFFF"/>
+              </w:rPr>
+            </w:pPr>
+            <w:r>
+              <w:rPr>
+                <w:rFonts w:ascii="Segoe UI" w:hAnsi="Segoe UI" w:cs="Segoe UI"/>
+                <w:color w:val="333333"/>
+                <w:sz w:val="18"/>
+                <w:szCs w:val="18"/>
+                <w:shd w:val="clear" w:color="auto" w:fill="FFFFFF"/>
+              </w:rPr>
+              <w:t>https://www.lib.montana.edu/responsible-ai/</w:t>
+            </w:r>
           </w:p>
         </w:tc>
       </w:tr>
@@ -7974,8 +8348,8 @@
       </w:pPr>
     </w:p>
     <w:sectPr>
-      <w:headerReference w:type="default" r:id="rId10"/>
-      <w:footerReference w:type="default" r:id="rId11"/>
+      <w:headerReference w:type="default" r:id="rId13"/>
+      <w:footerReference w:type="default" r:id="rId14"/>
       <w:pgSz w:w="12240" w:h="15840"/>
       <w:pgMar w:top="720" w:right="720" w:bottom="720" w:left="720" w:header="144" w:footer="432" w:gutter="0"/>
       <w:cols w:space="720"/>
@@ -8124,7 +8498,7 @@
               <w:caps/>
               <w:color w:val="000000" w:themeColor="text1"/>
             </w:rPr>
-            <w:t>Ai LIteracy</w:t>
+            <w:t>A LIteracy</w:t>
           </w:r>
         </w:p>
         <w:p>
@@ -10601,17 +10975,17 @@
   <w:abstractNum w:abstractNumId="25" w15:restartNumberingAfterBreak="0">
     <w:nsid w:val="7E607D5F"/>
     <w:multiLevelType w:val="hybridMultilevel"/>
-    <w:tmpl w:val="6228F556"/>
-    <w:lvl w:ilvl="0" w:tplc="04090015">
+    <w:tmpl w:val="7AE07B5A"/>
+    <w:lvl w:ilvl="0" w:tplc="A7422758">
       <w:start w:val="1"/>
       <w:numFmt w:val="upperLetter"/>
       <w:lvlText w:val="%1."/>
       <w:lvlJc w:val="left"/>
       <w:pPr>
-        <w:ind w:left="720" w:hanging="360"/>
+        <w:ind w:left="360" w:hanging="360"/>
       </w:pPr>
       <w:rPr>
-        <w:rFonts w:hint="default"/>
+        <w:rFonts w:asciiTheme="minorHAnsi" w:eastAsiaTheme="minorHAnsi" w:hAnsiTheme="minorHAnsi" w:cstheme="minorBidi"/>
       </w:rPr>
     </w:lvl>
     <w:lvl w:ilvl="1" w:tplc="04090019" w:tentative="1">
@@ -10620,7 +10994,7 @@
       <w:lvlText w:val="%2."/>
       <w:lvlJc w:val="left"/>
       <w:pPr>
-        <w:ind w:left="1440" w:hanging="360"/>
+        <w:ind w:left="1080" w:hanging="360"/>
       </w:pPr>
     </w:lvl>
     <w:lvl w:ilvl="2" w:tplc="0409001B" w:tentative="1">
@@ -10629,7 +11003,7 @@
       <w:lvlText w:val="%3."/>
       <w:lvlJc w:val="right"/>
       <w:pPr>
-        <w:ind w:left="2160" w:hanging="180"/>
+        <w:ind w:left="1800" w:hanging="180"/>
       </w:pPr>
     </w:lvl>
     <w:lvl w:ilvl="3" w:tplc="0409000F" w:tentative="1">
@@ -10638,7 +11012,7 @@
       <w:lvlText w:val="%4."/>
       <w:lvlJc w:val="left"/>
       <w:pPr>
-        <w:ind w:left="2880" w:hanging="360"/>
+        <w:ind w:left="2520" w:hanging="360"/>
       </w:pPr>
     </w:lvl>
     <w:lvl w:ilvl="4" w:tplc="04090019" w:tentative="1">
@@ -10647,7 +11021,7 @@
       <w:lvlText w:val="%5."/>
       <w:lvlJc w:val="left"/>
       <w:pPr>
-        <w:ind w:left="3600" w:hanging="360"/>
+        <w:ind w:left="3240" w:hanging="360"/>
       </w:pPr>
     </w:lvl>
     <w:lvl w:ilvl="5" w:tplc="0409001B" w:tentative="1">
@@ -10656,7 +11030,7 @@
       <w:lvlText w:val="%6."/>
       <w:lvlJc w:val="right"/>
       <w:pPr>
-        <w:ind w:left="4320" w:hanging="180"/>
+        <w:ind w:left="3960" w:hanging="180"/>
       </w:pPr>
     </w:lvl>
     <w:lvl w:ilvl="6" w:tplc="0409000F" w:tentative="1">
@@ -10665,7 +11039,7 @@
       <w:lvlText w:val="%7."/>
       <w:lvlJc w:val="left"/>
       <w:pPr>
-        <w:ind w:left="5040" w:hanging="360"/>
+        <w:ind w:left="4680" w:hanging="360"/>
       </w:pPr>
     </w:lvl>
     <w:lvl w:ilvl="7" w:tplc="04090019" w:tentative="1">
@@ -10674,7 +11048,7 @@
       <w:lvlText w:val="%8."/>
       <w:lvlJc w:val="left"/>
       <w:pPr>
-        <w:ind w:left="5760" w:hanging="360"/>
+        <w:ind w:left="5400" w:hanging="360"/>
       </w:pPr>
     </w:lvl>
     <w:lvl w:ilvl="8" w:tplc="0409001B" w:tentative="1">
@@ -10683,7 +11057,7 @@
       <w:lvlText w:val="%9."/>
       <w:lvlJc w:val="right"/>
       <w:pPr>
-        <w:ind w:left="6480" w:hanging="180"/>
+        <w:ind w:left="6120" w:hanging="180"/>
       </w:pPr>
     </w:lvl>
   </w:abstractNum>
